--- a/CAN ID MAP.docx
+++ b/CAN ID MAP.docx
@@ -4,6 +4,44 @@
   <w:body>
     <w:p>
       <w:r>
+        <w:rPr>
+          <w:lang w:val="en-US"/>
+        </w:rPr>
+        <w:t>CAN</w:t>
+      </w:r>
+      <w:r>
+        <w:t xml:space="preserve"> </w:t>
+      </w:r>
+      <w:r>
+        <w:t>–</w:t>
+      </w:r>
+      <w:r>
+        <w:t xml:space="preserve"> 250</w:t>
+      </w:r>
+      <w:proofErr w:type="spellStart"/>
+      <w:r>
+        <w:rPr>
+          <w:lang w:val="en-US"/>
+        </w:rPr>
+        <w:t>Kb</w:t>
+      </w:r>
+      <w:proofErr w:type="spellEnd"/>
+      <w:r>
+        <w:t>/</w:t>
+      </w:r>
+      <w:r>
+        <w:rPr>
+          <w:lang w:val="en-US"/>
+        </w:rPr>
+        <w:t>sec</w:t>
+      </w:r>
+      <w:r>
+        <w:br/>
+      </w:r>
+      <w:r>
+        <w:br/>
+      </w:r>
+      <w:r>
         <w:t>0x400</w:t>
       </w:r>
       <w:r>
@@ -72,49 +110,182 @@
         <w:t>)</w:t>
       </w:r>
     </w:p>
+    <w:p>
+      <w:pPr>
+        <w:rPr>
+          <w:lang w:val="en-US"/>
+        </w:rPr>
+      </w:pPr>
+      <w:r>
+        <w:t>0</w:t>
+      </w:r>
+      <w:r>
+        <w:rPr>
+          <w:lang w:val="en-US"/>
+        </w:rPr>
+        <w:t>x</w:t>
+      </w:r>
+      <w:r>
+        <w:t>40</w:t>
+      </w:r>
+      <w:r>
+        <w:rPr>
+          <w:lang w:val="en-US"/>
+        </w:rPr>
+        <w:t>E</w:t>
+      </w:r>
+      <w:r>
+        <w:t xml:space="preserve"> – </w:t>
+      </w:r>
+      <w:r>
+        <w:t xml:space="preserve">управление состоянием </w:t>
+      </w:r>
+      <w:proofErr w:type="spellStart"/>
+      <w:r>
+        <w:t>пинов</w:t>
+      </w:r>
+      <w:proofErr w:type="spellEnd"/>
+      <w:r>
+        <w:t xml:space="preserve"> </w:t>
+      </w:r>
+      <w:r>
+        <w:rPr>
+          <w:lang w:val="en-US"/>
+        </w:rPr>
+        <w:t>EN</w:t>
+      </w:r>
+      <w:r>
+        <w:t xml:space="preserve">/1 </w:t>
+      </w:r>
+      <w:r>
+        <w:t>–</w:t>
+      </w:r>
+      <w:r>
+        <w:t xml:space="preserve"> </w:t>
+      </w:r>
+      <w:r>
+        <w:rPr>
+          <w:lang w:val="en-US"/>
+        </w:rPr>
+        <w:t>EN</w:t>
+      </w:r>
+      <w:r>
+        <w:t>/4</w:t>
+      </w:r>
+      <w:r>
+        <w:t xml:space="preserve">. Формат – </w:t>
+      </w:r>
+      <w:proofErr w:type="gramStart"/>
+      <w:r>
+        <w:rPr>
+          <w:lang w:val="en-US"/>
+        </w:rPr>
+        <w:t>Data[</w:t>
+      </w:r>
+      <w:proofErr w:type="gramEnd"/>
+      <w:r>
+        <w:rPr>
+          <w:lang w:val="en-US"/>
+        </w:rPr>
+        <w:t>0] = 0x01 –</w:t>
+      </w:r>
+      <w:r>
+        <w:t xml:space="preserve"> </w:t>
+      </w:r>
+      <w:r>
+        <w:rPr>
+          <w:lang w:val="en-US"/>
+        </w:rPr>
+        <w:t>EN/1</w:t>
+      </w:r>
+    </w:p>
+    <w:p>
+      <w:r>
+        <w:rPr>
+          <w:lang w:val="en-US"/>
+        </w:rPr>
+        <w:tab/>
+      </w:r>
+      <w:r>
+        <w:rPr>
+          <w:lang w:val="en-US"/>
+        </w:rPr>
+        <w:tab/>
+      </w:r>
+      <w:r>
+        <w:rPr>
+          <w:lang w:val="en-US"/>
+        </w:rPr>
+        <w:tab/>
+      </w:r>
+      <w:r>
+        <w:rPr>
+          <w:lang w:val="en-US"/>
+        </w:rPr>
+        <w:tab/>
+      </w:r>
+      <w:r>
+        <w:rPr>
+          <w:lang w:val="en-US"/>
+        </w:rPr>
+        <w:tab/>
+      </w:r>
+      <w:r>
+        <w:rPr>
+          <w:lang w:val="en-US"/>
+        </w:rPr>
+        <w:tab/>
+      </w:r>
+      <w:r>
+        <w:rPr>
+          <w:lang w:val="en-US"/>
+        </w:rPr>
+        <w:tab/>
+      </w:r>
+      <w:r>
+        <w:rPr>
+          <w:lang w:val="en-US"/>
+        </w:rPr>
+        <w:tab/>
+        <w:t xml:space="preserve">   </w:t>
+      </w:r>
+      <w:proofErr w:type="gramStart"/>
+      <w:r>
+        <w:rPr>
+          <w:lang w:val="en-US"/>
+        </w:rPr>
+        <w:t>Data[</w:t>
+      </w:r>
+      <w:proofErr w:type="gramEnd"/>
+      <w:r>
+        <w:rPr>
+          <w:lang w:val="en-US"/>
+        </w:rPr>
+        <w:t xml:space="preserve">1] = 0x00 – </w:t>
+      </w:r>
+      <w:r>
+        <w:t>Лог 0</w:t>
+      </w:r>
+    </w:p>
     <w:p/>
     <w:p>
       <w:r>
-        <w:t>0x4F1</w:t>
-      </w:r>
-      <w:r>
-        <w:t xml:space="preserve"> - </w:t>
-      </w:r>
-      <w:r>
-        <w:t>калибровка батарейного модуля 1</w:t>
-      </w:r>
-    </w:p>
-    <w:p>
-      <w:r>
-        <w:t>0x4F2</w:t>
-      </w:r>
-      <w:r>
-        <w:t xml:space="preserve"> - </w:t>
-      </w:r>
-      <w:r>
-        <w:t>калибровка батарейного модуля 2</w:t>
-      </w:r>
-    </w:p>
-    <w:p>
-      <w:r>
-        <w:t>0x4F3</w:t>
-      </w:r>
-      <w:r>
-        <w:t xml:space="preserve"> - </w:t>
-      </w:r>
-      <w:r>
-        <w:t>калибровка батарейного модуля 3</w:t>
-      </w:r>
-    </w:p>
-    <w:p>
-      <w:r>
-        <w:t>0x4F4</w:t>
-      </w:r>
-      <w:r>
-        <w:t xml:space="preserve"> - </w:t>
-      </w:r>
-      <w:r>
-        <w:t>калибровка батарейного модуля 4</w:t>
+        <w:t>0x4F1 - калибровка батарейного модуля 1</w:t>
+      </w:r>
+    </w:p>
+    <w:p>
+      <w:r>
+        <w:t>0x4F2 - калибровка батарейного модуля 2</w:t>
+      </w:r>
+    </w:p>
+    <w:p>
+      <w:r>
+        <w:t>0x4F3 - калибровка батарейного модуля 3</w:t>
+      </w:r>
+    </w:p>
+    <w:p>
+      <w:r>
+        <w:t>0x4F4 - калибровка батарейного модуля 4</w:t>
       </w:r>
     </w:p>
     <w:p/>
@@ -223,11 +394,6 @@
       </w:r>
     </w:p>
     <w:p>
-      <w:pPr>
-        <w:rPr>
-          <w:lang w:val="en-US"/>
-        </w:rPr>
-      </w:pPr>
       <w:r>
         <w:tab/>
       </w:r>

--- a/CAN ID MAP.docx
+++ b/CAN ID MAP.docx
@@ -104,7 +104,13 @@
       </w:r>
       <w:proofErr w:type="gramEnd"/>
       <w:r>
-        <w:t xml:space="preserve"> которые выше 1-4</w:t>
+        <w:t xml:space="preserve"> которые выше</w:t>
+      </w:r>
+      <w:r>
+        <w:t>,</w:t>
+      </w:r>
+      <w:r>
+        <w:t xml:space="preserve"> 1-4</w:t>
       </w:r>
       <w:r>
         <w:t>)</w:t>
@@ -173,7 +179,13 @@
         <w:t>/4</w:t>
       </w:r>
       <w:r>
-        <w:t xml:space="preserve">. Формат – </w:t>
+        <w:t>. Формат</w:t>
+      </w:r>
+      <w:r>
+        <w:rPr>
+          <w:lang w:val="en-US"/>
+        </w:rPr>
+        <w:t xml:space="preserve"> – </w:t>
       </w:r>
       <w:proofErr w:type="gramStart"/>
       <w:r>
@@ -190,6 +202,9 @@
         <w:t>0] = 0x01 –</w:t>
       </w:r>
       <w:r>
+        <w:rPr>
+          <w:lang w:val="en-US"/>
+        </w:rPr>
         <w:t xml:space="preserve"> </w:t>
       </w:r>
       <w:r>
@@ -200,6 +215,11 @@
       </w:r>
     </w:p>
     <w:p>
+      <w:pPr>
+        <w:rPr>
+          <w:lang w:val="en-US"/>
+        </w:rPr>
+      </w:pPr>
       <w:r>
         <w:rPr>
           <w:lang w:val="en-US"/>
@@ -264,37 +284,240 @@
         <w:t xml:space="preserve">1] = 0x00 – </w:t>
       </w:r>
       <w:r>
-        <w:t>Лог 0</w:t>
+        <w:t>Лог</w:t>
+      </w:r>
+      <w:r>
+        <w:rPr>
+          <w:lang w:val="en-US"/>
+        </w:rPr>
+        <w:t xml:space="preserve"> 0</w:t>
+      </w:r>
+    </w:p>
+    <w:p>
+      <w:pPr>
+        <w:rPr>
+          <w:lang w:val="en-US"/>
+        </w:rPr>
+      </w:pPr>
+    </w:p>
+    <w:p>
+      <w:r>
+        <w:t>0x4F1 - калибровка батарейного модуля 1</w:t>
+      </w:r>
+    </w:p>
+    <w:p>
+      <w:r>
+        <w:t>0x4F2 - калибровка батарейного модуля 2</w:t>
+      </w:r>
+    </w:p>
+    <w:p>
+      <w:r>
+        <w:t>0x4F3 - калибровка батарейного модуля 3</w:t>
+      </w:r>
+    </w:p>
+    <w:p>
+      <w:r>
+        <w:t>0x4F4 - калибровка батарейного модуля 4</w:t>
       </w:r>
     </w:p>
     <w:p/>
     <w:p>
       <w:r>
-        <w:t>0x4F1 - калибровка батарейного модуля 1</w:t>
-      </w:r>
-    </w:p>
-    <w:p>
-      <w:r>
-        <w:t>0x4F2 - калибровка батарейного модуля 2</w:t>
-      </w:r>
-    </w:p>
-    <w:p>
-      <w:r>
-        <w:t>0x4F3 - калибровка батарейного модуля 3</w:t>
-      </w:r>
-    </w:p>
-    <w:p>
-      <w:r>
-        <w:t>0x4F4 - калибровка батарейного модуля 4</w:t>
+        <w:t xml:space="preserve">Формат записи калибровки – </w:t>
+      </w:r>
+      <w:r>
+        <w:t>0</w:t>
+      </w:r>
+      <w:r>
+        <w:rPr>
+          <w:lang w:val="en-US"/>
+        </w:rPr>
+        <w:t>x</w:t>
+      </w:r>
+      <w:r>
+        <w:t>4</w:t>
+      </w:r>
+      <w:r>
+        <w:rPr>
+          <w:lang w:val="en-US"/>
+        </w:rPr>
+        <w:t>F</w:t>
+      </w:r>
+      <w:r>
+        <w:t xml:space="preserve">1 </w:t>
+      </w:r>
+      <w:proofErr w:type="gramStart"/>
+      <w:r>
+        <w:rPr>
+          <w:lang w:val="en-US"/>
+        </w:rPr>
+        <w:t>Data</w:t>
+      </w:r>
+      <w:r>
+        <w:t>[</w:t>
+      </w:r>
+      <w:proofErr w:type="gramEnd"/>
+      <w:r>
+        <w:t>0] = 0</w:t>
+      </w:r>
+      <w:r>
+        <w:rPr>
+          <w:lang w:val="en-US"/>
+        </w:rPr>
+        <w:t>x</w:t>
+      </w:r>
+      <w:r>
+        <w:t>1</w:t>
+      </w:r>
+      <w:r>
+        <w:rPr>
+          <w:lang w:val="en-US"/>
+        </w:rPr>
+        <w:t>A</w:t>
+      </w:r>
+      <w:r>
+        <w:t xml:space="preserve">  - </w:t>
+      </w:r>
+      <w:r>
+        <w:t>Модуль 1, регистр 26, запись</w:t>
+      </w:r>
+    </w:p>
+    <w:p>
+      <w:r>
+        <w:tab/>
+      </w:r>
+      <w:r>
+        <w:tab/>
+      </w:r>
+      <w:r>
+        <w:tab/>
+      </w:r>
+      <w:r>
+        <w:tab/>
+      </w:r>
+      <w:r>
+        <w:t xml:space="preserve">           </w:t>
+      </w:r>
+      <w:proofErr w:type="gramStart"/>
+      <w:r>
+        <w:rPr>
+          <w:lang w:val="en-US"/>
+        </w:rPr>
+        <w:t>Data</w:t>
+      </w:r>
+      <w:r>
+        <w:t>[</w:t>
+      </w:r>
+      <w:proofErr w:type="gramEnd"/>
+      <w:r>
+        <w:t>1] = 0</w:t>
+      </w:r>
+      <w:r>
+        <w:rPr>
+          <w:lang w:val="en-US"/>
+        </w:rPr>
+        <w:t>x</w:t>
+      </w:r>
+      <w:r>
+        <w:t>00</w:t>
+      </w:r>
+      <w:r>
+        <w:t xml:space="preserve"> – данные регистра</w:t>
+      </w:r>
+    </w:p>
+    <w:p>
+      <w:r>
+        <w:tab/>
+      </w:r>
+      <w:r>
+        <w:tab/>
+      </w:r>
+      <w:r>
+        <w:tab/>
+      </w:r>
+      <w:r>
+        <w:tab/>
+        <w:t xml:space="preserve">           </w:t>
+      </w:r>
+      <w:proofErr w:type="gramStart"/>
+      <w:r>
+        <w:rPr>
+          <w:lang w:val="en-US"/>
+        </w:rPr>
+        <w:t>Data</w:t>
+      </w:r>
+      <w:r>
+        <w:t>[</w:t>
+      </w:r>
+      <w:proofErr w:type="gramEnd"/>
+      <w:r>
+        <w:t>2] = 0</w:t>
+      </w:r>
+      <w:proofErr w:type="spellStart"/>
+      <w:r>
+        <w:rPr>
+          <w:lang w:val="en-US"/>
+        </w:rPr>
+        <w:t>xFF</w:t>
+      </w:r>
+      <w:proofErr w:type="spellEnd"/>
+      <w:r>
+        <w:t xml:space="preserve"> – данные регистра</w:t>
       </w:r>
     </w:p>
     <w:p/>
-    <w:p>
-      <w:r>
-        <w:t xml:space="preserve">Формат записи калибровки – </w:t>
-      </w:r>
-      <w:r>
-        <w:t>0</w:t>
+    <w:p/>
+    <w:p>
+      <w:r>
+        <w:t xml:space="preserve">1) список CAN ID для обновления </w:t>
+      </w:r>
+    </w:p>
+    <w:p>
+      <w:pPr>
+        <w:ind w:left="708"/>
+      </w:pPr>
+      <w:r>
+        <w:t xml:space="preserve">CAN_FLAG_SLAVE_OS = 0x4E1 - Отсылается мастером, при получении этой команды stm32 стирает сектора для ОС </w:t>
+      </w:r>
+      <w:proofErr w:type="spellStart"/>
+      <w:r>
+        <w:t>баттарейного</w:t>
+      </w:r>
+      <w:proofErr w:type="spellEnd"/>
+      <w:r>
+        <w:t xml:space="preserve"> блока</w:t>
+      </w:r>
+    </w:p>
+    <w:p>
+      <w:r>
+        <w:tab/>
+      </w:r>
+      <w:r>
+        <w:rPr>
+          <w:lang w:val="en-US"/>
+        </w:rPr>
+        <w:t>CAN</w:t>
+      </w:r>
+      <w:r>
+        <w:t>_</w:t>
+      </w:r>
+      <w:r>
+        <w:rPr>
+          <w:lang w:val="en-US"/>
+        </w:rPr>
+        <w:t>SLAVE</w:t>
+      </w:r>
+      <w:r>
+        <w:t>_</w:t>
+      </w:r>
+      <w:r>
+        <w:rPr>
+          <w:lang w:val="en-US"/>
+        </w:rPr>
+        <w:t>OS</w:t>
+      </w:r>
+      <w:r>
+        <w:t xml:space="preserve"> = 0</w:t>
       </w:r>
       <w:r>
         <w:rPr>
@@ -309,24 +532,166 @@
         <w:rPr>
           <w:lang w:val="en-US"/>
         </w:rPr>
-        <w:t>F</w:t>
-      </w:r>
-      <w:r>
-        <w:t xml:space="preserve">1 </w:t>
+        <w:t>E</w:t>
+      </w:r>
+      <w:r>
+        <w:t xml:space="preserve">2 - Передача пакетов данных прошивки </w:t>
+      </w:r>
+      <w:proofErr w:type="spellStart"/>
+      <w:r>
+        <w:t>Slave</w:t>
+      </w:r>
+      <w:proofErr w:type="spellEnd"/>
+      <w:r>
+        <w:t xml:space="preserve">. + </w:t>
+      </w:r>
+      <w:proofErr w:type="spellStart"/>
+      <w:r>
+        <w:t>index</w:t>
+      </w:r>
+      <w:proofErr w:type="spellEnd"/>
+      <w:r>
+        <w:t xml:space="preserve"> (data0 + data1)</w:t>
+      </w:r>
+    </w:p>
+    <w:p>
+      <w:r>
+        <w:tab/>
+      </w:r>
+      <w:r>
+        <w:rPr>
+          <w:lang w:val="en-US"/>
+        </w:rPr>
+        <w:t>CAN</w:t>
+      </w:r>
+      <w:r>
+        <w:t>_</w:t>
+      </w:r>
+      <w:r>
+        <w:rPr>
+          <w:lang w:val="en-US"/>
+        </w:rPr>
+        <w:t>ACK</w:t>
+      </w:r>
+      <w:r>
+        <w:t>_</w:t>
+      </w:r>
+      <w:r>
+        <w:rPr>
+          <w:lang w:val="en-US"/>
+        </w:rPr>
+        <w:t>BLOCK</w:t>
+      </w:r>
+      <w:r>
+        <w:t xml:space="preserve"> = 0</w:t>
+      </w:r>
+      <w:r>
+        <w:rPr>
+          <w:lang w:val="en-US"/>
+        </w:rPr>
+        <w:t>x</w:t>
+      </w:r>
+      <w:r>
+        <w:t>4</w:t>
+      </w:r>
+      <w:r>
+        <w:rPr>
+          <w:lang w:val="en-US"/>
+        </w:rPr>
+        <w:t>E</w:t>
+      </w:r>
+      <w:r>
+        <w:t>3</w:t>
+      </w:r>
+      <w:r>
+        <w:t xml:space="preserve"> – </w:t>
+      </w:r>
+      <w:r>
+        <w:t>отсылается</w:t>
+      </w:r>
+      <w:r>
+        <w:t xml:space="preserve"> </w:t>
+      </w:r>
+      <w:proofErr w:type="spellStart"/>
+      <w:r>
+        <w:rPr>
+          <w:lang w:val="en-US"/>
+        </w:rPr>
+        <w:t>stm</w:t>
+      </w:r>
+      <w:proofErr w:type="spellEnd"/>
+      <w:r>
+        <w:t xml:space="preserve">32, </w:t>
+      </w:r>
+      <w:r>
+        <w:t xml:space="preserve">говорит о том, что блок из 10-ти пакетов успешно получен, </w:t>
       </w:r>
       <w:proofErr w:type="gramStart"/>
       <w:r>
         <w:rPr>
           <w:lang w:val="en-US"/>
         </w:rPr>
-        <w:t>Data</w:t>
+        <w:t>data</w:t>
       </w:r>
       <w:r>
         <w:t>[</w:t>
       </w:r>
       <w:proofErr w:type="gramEnd"/>
       <w:r>
-        <w:t>0] = 0</w:t>
+        <w:t xml:space="preserve">0] &amp; </w:t>
+      </w:r>
+      <w:r>
+        <w:rPr>
+          <w:lang w:val="en-US"/>
+        </w:rPr>
+        <w:t>data</w:t>
+      </w:r>
+      <w:r>
+        <w:t xml:space="preserve">[1] == </w:t>
+      </w:r>
+      <w:r>
+        <w:t>номер записанного блока</w:t>
+      </w:r>
+    </w:p>
+    <w:p>
+      <w:r>
+        <w:tab/>
+      </w:r>
+      <w:r>
+        <w:rPr>
+          <w:lang w:val="en-US"/>
+        </w:rPr>
+        <w:t>CAN</w:t>
+      </w:r>
+      <w:r>
+        <w:t>_</w:t>
+      </w:r>
+      <w:r>
+        <w:rPr>
+          <w:lang w:val="en-US"/>
+        </w:rPr>
+        <w:t>FLAG</w:t>
+      </w:r>
+      <w:r>
+        <w:t>_</w:t>
+      </w:r>
+      <w:r>
+        <w:rPr>
+          <w:lang w:val="en-US"/>
+        </w:rPr>
+        <w:t>MASTER</w:t>
+      </w:r>
+      <w:r>
+        <w:t>_</w:t>
+      </w:r>
+      <w:r>
+        <w:rPr>
+          <w:lang w:val="en-US"/>
+        </w:rPr>
+        <w:t>OS</w:t>
+      </w:r>
+      <w:r>
+        <w:t xml:space="preserve"> = 0</w:t>
       </w:r>
       <w:r>
         <w:rPr>
@@ -335,104 +700,193 @@
         <w:t>x</w:t>
       </w:r>
       <w:r>
-        <w:t>1</w:t>
-      </w:r>
-      <w:r>
-        <w:rPr>
-          <w:lang w:val="en-US"/>
-        </w:rPr>
-        <w:t>A</w:t>
-      </w:r>
-      <w:r>
-        <w:t xml:space="preserve">  - </w:t>
-      </w:r>
-      <w:r>
-        <w:t>Модуль 1, регистр 26, запись</w:t>
-      </w:r>
-    </w:p>
-    <w:p>
-      <w:r>
-        <w:tab/>
-      </w:r>
-      <w:r>
-        <w:tab/>
-      </w:r>
-      <w:r>
-        <w:tab/>
-      </w:r>
-      <w:r>
-        <w:tab/>
-      </w:r>
-      <w:r>
-        <w:t xml:space="preserve">           </w:t>
+        <w:t>4</w:t>
+      </w:r>
+      <w:r>
+        <w:rPr>
+          <w:lang w:val="en-US"/>
+        </w:rPr>
+        <w:t>E</w:t>
+      </w:r>
+      <w:r>
+        <w:t>4</w:t>
+      </w:r>
+      <w:r>
+        <w:t xml:space="preserve"> - </w:t>
+      </w:r>
+      <w:r>
+        <w:t>с</w:t>
+      </w:r>
+      <w:r>
+        <w:t xml:space="preserve"> </w:t>
+      </w:r>
+      <w:r>
+        <w:t>этим</w:t>
+      </w:r>
+      <w:r>
+        <w:t xml:space="preserve"> </w:t>
+      </w:r>
+      <w:r>
+        <w:rPr>
+          <w:lang w:val="en-US"/>
+        </w:rPr>
+        <w:t>CAN</w:t>
+      </w:r>
+      <w:r>
+        <w:t xml:space="preserve"> </w:t>
+      </w:r>
+      <w:r>
+        <w:rPr>
+          <w:lang w:val="en-US"/>
+        </w:rPr>
+        <w:t>ID</w:t>
+      </w:r>
+      <w:r>
+        <w:t xml:space="preserve"> </w:t>
+      </w:r>
+      <w:r>
+        <w:t>стираются сектора для ОС мастера (наша прошивка)</w:t>
+      </w:r>
+    </w:p>
+    <w:p>
+      <w:r>
+        <w:tab/>
+      </w:r>
+      <w:r>
+        <w:t>CAN_MASTER_OS = 0x4E5</w:t>
+      </w:r>
+      <w:r>
+        <w:t xml:space="preserve"> - </w:t>
+      </w:r>
+      <w:r>
+        <w:t xml:space="preserve">говорит о том, что пришел пакет с нашей прошивкой + </w:t>
+      </w:r>
+      <w:proofErr w:type="spellStart"/>
+      <w:r>
+        <w:t>index</w:t>
+      </w:r>
+      <w:proofErr w:type="spellEnd"/>
+      <w:r>
+        <w:t xml:space="preserve"> (data0 + data1)</w:t>
+      </w:r>
+    </w:p>
+    <w:p/>
+    <w:p/>
+    <w:p/>
+    <w:p>
+      <w:r>
+        <w:lastRenderedPageBreak/>
+        <w:t xml:space="preserve">Обновление </w:t>
+      </w:r>
+      <w:proofErr w:type="spellStart"/>
+      <w:r>
+        <w:t>слейва</w:t>
+      </w:r>
+      <w:proofErr w:type="spellEnd"/>
+      <w:r>
+        <w:t xml:space="preserve"> - </w:t>
+      </w:r>
+    </w:p>
+    <w:p>
+      <w:r>
+        <w:rPr>
+          <w:lang w:val="en-US"/>
+        </w:rPr>
+        <w:t>CAN</w:t>
+      </w:r>
+      <w:r>
+        <w:t>_</w:t>
+      </w:r>
+      <w:r>
+        <w:rPr>
+          <w:lang w:val="en-US"/>
+        </w:rPr>
+        <w:t>SLAVE</w:t>
+      </w:r>
+      <w:r>
+        <w:t>_</w:t>
+      </w:r>
+      <w:r>
+        <w:rPr>
+          <w:lang w:val="en-US"/>
+        </w:rPr>
+        <w:t>UPDATE</w:t>
+      </w:r>
+      <w:r>
+        <w:t>_</w:t>
+      </w:r>
+      <w:r>
+        <w:rPr>
+          <w:lang w:val="en-US"/>
+        </w:rPr>
+        <w:t>START</w:t>
+      </w:r>
+      <w:r>
+        <w:t xml:space="preserve"> = 0</w:t>
+      </w:r>
+      <w:r>
+        <w:rPr>
+          <w:lang w:val="en-US"/>
+        </w:rPr>
+        <w:t>x</w:t>
+      </w:r>
+      <w:r>
+        <w:t>4</w:t>
       </w:r>
       <w:proofErr w:type="gramStart"/>
       <w:r>
         <w:rPr>
           <w:lang w:val="en-US"/>
         </w:rPr>
-        <w:t>Data</w:t>
-      </w:r>
-      <w:r>
-        <w:t>[</w:t>
+        <w:t>FA</w:t>
+      </w:r>
+      <w:r>
+        <w:t xml:space="preserve">  </w:t>
+      </w:r>
+      <w:r>
+        <w:t>+</w:t>
       </w:r>
       <w:proofErr w:type="gramEnd"/>
       <w:r>
-        <w:t>1] = 0</w:t>
-      </w:r>
-      <w:r>
-        <w:rPr>
-          <w:lang w:val="en-US"/>
-        </w:rPr>
-        <w:t>x</w:t>
-      </w:r>
-      <w:r>
-        <w:t>00</w:t>
-      </w:r>
-      <w:r>
-        <w:t xml:space="preserve"> – данные регистра</w:t>
-      </w:r>
-    </w:p>
-    <w:p>
-      <w:r>
-        <w:tab/>
-      </w:r>
-      <w:r>
-        <w:tab/>
-      </w:r>
-      <w:r>
-        <w:tab/>
-      </w:r>
-      <w:r>
-        <w:tab/>
-        <w:t xml:space="preserve">           </w:t>
-      </w:r>
-      <w:proofErr w:type="gramStart"/>
-      <w:r>
-        <w:rPr>
-          <w:lang w:val="en-US"/>
-        </w:rPr>
-        <w:t>Data</w:t>
-      </w:r>
-      <w:r>
-        <w:t>[</w:t>
-      </w:r>
-      <w:proofErr w:type="gramEnd"/>
-      <w:r>
-        <w:t>2] = 0</w:t>
+        <w:t xml:space="preserve"> </w:t>
+      </w:r>
+      <w:r>
+        <w:rPr>
+          <w:lang w:val="en-US"/>
+        </w:rPr>
+        <w:t>data</w:t>
+      </w:r>
+      <w:r>
+        <w:t xml:space="preserve">[0] = </w:t>
+      </w:r>
+      <w:r>
+        <w:t>номер</w:t>
+      </w:r>
+      <w:r>
+        <w:t xml:space="preserve"> </w:t>
       </w:r>
       <w:proofErr w:type="spellStart"/>
       <w:r>
-        <w:rPr>
-          <w:lang w:val="en-US"/>
-        </w:rPr>
-        <w:t>xFF</w:t>
+        <w:t>слейва</w:t>
       </w:r>
       <w:proofErr w:type="spellEnd"/>
       <w:r>
-        <w:t xml:space="preserve"> – данные регистра</w:t>
-      </w:r>
-    </w:p>
+        <w:t xml:space="preserve"> (</w:t>
+      </w:r>
+      <w:r>
+        <w:t>батарейного</w:t>
+      </w:r>
+      <w:r>
+        <w:t xml:space="preserve"> </w:t>
+      </w:r>
+      <w:r>
+        <w:t>блока</w:t>
+      </w:r>
+      <w:r>
+        <w:t>)</w:t>
+      </w:r>
+    </w:p>
+    <w:p/>
     <w:sectPr>
       <w:pgSz w:w="11906" w:h="16838"/>
       <w:pgMar w:top="1134" w:right="850" w:bottom="1134" w:left="1701" w:header="708" w:footer="708" w:gutter="0"/>

--- a/CAN ID MAP.docx
+++ b/CAN ID MAP.docx
@@ -1,8 +1,8 @@
 
 <file path=word/document.xml><?xml version="1.0" encoding="utf-8"?>
-<w:document xmlns:wpc="http://schemas.microsoft.com/office/word/2010/wordprocessingCanvas" xmlns:cx="http://schemas.microsoft.com/office/drawing/2014/chartex" xmlns:cx1="http://schemas.microsoft.com/office/drawing/2015/9/8/chartex" xmlns:cx2="http://schemas.microsoft.com/office/drawing/2015/10/21/chartex" xmlns:cx3="http://schemas.microsoft.com/office/drawing/2016/5/9/chartex" xmlns:cx4="http://schemas.microsoft.com/office/drawing/2016/5/10/chartex" xmlns:cx5="http://schemas.microsoft.com/office/drawing/2016/5/11/chartex" xmlns:cx6="http://schemas.microsoft.com/office/drawing/2016/5/12/chartex" xmlns:cx7="http://schemas.microsoft.com/office/drawing/2016/5/13/chartex" xmlns:cx8="http://schemas.microsoft.com/office/drawing/2016/5/14/chartex" xmlns:mc="http://schemas.openxmlformats.org/markup-compatibility/2006" xmlns:aink="http://schemas.microsoft.com/office/drawing/2016/ink" xmlns:am3d="http://schemas.microsoft.com/office/drawing/2017/model3d" xmlns:o="urn:schemas-microsoft-com:office:office" xmlns:r="http://schemas.openxmlformats.org/officeDocument/2006/relationships" xmlns:m="http://schemas.openxmlformats.org/officeDocument/2006/math" xmlns:v="urn:schemas-microsoft-com:vml" xmlns:wp14="http://schemas.microsoft.com/office/word/2010/wordprocessingDrawing" xmlns:wp="http://schemas.openxmlformats.org/drawingml/2006/wordprocessingDrawing" xmlns:w10="urn:schemas-microsoft-com:office:word" xmlns:w="http://schemas.openxmlformats.org/wordprocessingml/2006/main" xmlns:w14="http://schemas.microsoft.com/office/word/2010/wordml" xmlns:w15="http://schemas.microsoft.com/office/word/2012/wordml" xmlns:w16cex="http://schemas.microsoft.com/office/word/2018/wordml/cex" xmlns:w16cid="http://schemas.microsoft.com/office/word/2016/wordml/cid" xmlns:w16="http://schemas.microsoft.com/office/word/2018/wordml" xmlns:w16sdtdh="http://schemas.microsoft.com/office/word/2020/wordml/sdtdatahash" xmlns:w16se="http://schemas.microsoft.com/office/word/2015/wordml/symex" xmlns:wpg="http://schemas.microsoft.com/office/word/2010/wordprocessingGroup" xmlns:wpi="http://schemas.microsoft.com/office/word/2010/wordprocessingInk" xmlns:wne="http://schemas.microsoft.com/office/word/2006/wordml" xmlns:wps="http://schemas.microsoft.com/office/word/2010/wordprocessingShape" mc:Ignorable="w14 w15 w16se w16cid w16 w16cex w16sdtdh wp14">
+<w:document xmlns:ns1="http://schemas.openxmlformats.org/markup-compatibility/2006" xmlns:ns2="http://schemas.microsoft.com/office/word/2010/wordml" xmlns:w="http://schemas.openxmlformats.org/wordprocessingml/2006/main" ns1:Ignorable="w14 w15 w16se w16cid w16 w16cex w16sdtdh wp14">
   <w:body>
-    <w:p>
+    <w:p ns2:paraId="06D4970A" ns2:textId="132F4211">
       <w:r>
         <w:rPr>
           <w:lang w:val="en-US"/>
@@ -51,7 +51,7 @@
         <w:t xml:space="preserve"> 409 - данные батарейного модуля 1</w:t>
       </w:r>
     </w:p>
-    <w:p>
+    <w:p ns2:paraId="24B3087E" ns2:textId="2A087CFE">
       <w:r>
         <w:t>0x420</w:t>
       </w:r>
@@ -62,7 +62,7 @@
         <w:t xml:space="preserve"> 429 - данные батарейного модуля 2</w:t>
       </w:r>
     </w:p>
-    <w:p>
+    <w:p ns2:paraId="0359838C" ns2:textId="702ADF6F">
       <w:r>
         <w:t>0x440</w:t>
       </w:r>
@@ -73,7 +73,7 @@
         <w:t xml:space="preserve"> 449 - данные батарейного модуля 3</w:t>
       </w:r>
     </w:p>
-    <w:p>
+    <w:p ns2:paraId="2190FEE2" ns2:textId="133C8590">
       <w:r>
         <w:t>0x460</w:t>
       </w:r>
@@ -84,8 +84,8 @@
         <w:t xml:space="preserve"> 469 - данные батарейного модуля 4</w:t>
       </w:r>
     </w:p>
-    <w:p/>
-    <w:p>
+    <w:p ns2:paraId="13DC920C" ns2:textId="77777777"/>
+    <w:p ns2:paraId="528EFAF1" ns2:textId="008F5288">
       <w:r>
         <w:t>0x40F</w:t>
       </w:r>
@@ -116,7 +116,7 @@
         <w:t>)</w:t>
       </w:r>
     </w:p>
-    <w:p>
+    <w:p ns2:paraId="1FC4497A" ns2:textId="14C5153A">
       <w:pPr>
         <w:rPr>
           <w:lang w:val="en-US"/>
@@ -214,7 +214,7 @@
         <w:t>EN/1</w:t>
       </w:r>
     </w:p>
-    <w:p>
+    <w:p ns2:paraId="67CC17E7" ns2:textId="35DEB145">
       <w:pPr>
         <w:rPr>
           <w:lang w:val="en-US"/>
@@ -293,35 +293,35 @@
         <w:t xml:space="preserve"> 0</w:t>
       </w:r>
     </w:p>
-    <w:p>
+    <w:p ns2:paraId="5B72C9BC" ns2:textId="77777777">
       <w:pPr>
         <w:rPr>
           <w:lang w:val="en-US"/>
         </w:rPr>
       </w:pPr>
     </w:p>
-    <w:p>
+    <w:p ns2:paraId="523DDD65" ns2:textId="73628438">
       <w:r>
         <w:t>0x4F1 - калибровка батарейного модуля 1</w:t>
       </w:r>
     </w:p>
-    <w:p>
+    <w:p ns2:paraId="2A635079" ns2:textId="74668961">
       <w:r>
         <w:t>0x4F2 - калибровка батарейного модуля 2</w:t>
       </w:r>
     </w:p>
-    <w:p>
+    <w:p ns2:paraId="3F12F132" ns2:textId="1CB14F7E">
       <w:r>
         <w:t>0x4F3 - калибровка батарейного модуля 3</w:t>
       </w:r>
     </w:p>
-    <w:p>
+    <w:p ns2:paraId="036A0214" ns2:textId="27CAA1D2">
       <w:r>
         <w:t>0x4F4 - калибровка батарейного модуля 4</w:t>
       </w:r>
     </w:p>
-    <w:p/>
-    <w:p>
+    <w:p ns2:paraId="23AEAC37" ns2:textId="77777777"/>
+    <w:p ns2:paraId="1A0B8830" ns2:textId="03DB2D17">
       <w:r>
         <w:t xml:space="preserve">Формат записи калибровки – </w:t>
       </w:r>
@@ -382,7 +382,7 @@
         <w:t>Модуль 1, регистр 26, запись</w:t>
       </w:r>
     </w:p>
-    <w:p>
+    <w:p ns2:paraId="328264AE" ns2:textId="36D47987">
       <w:r>
         <w:tab/>
       </w:r>
@@ -425,7 +425,7 @@
         <w:t xml:space="preserve"> – данные регистра</w:t>
       </w:r>
     </w:p>
-    <w:p>
+    <w:p ns2:paraId="4C9F553F" ns2:textId="6B78A246">
       <w:r>
         <w:tab/>
       </w:r>
@@ -465,14 +465,14 @@
         <w:t xml:space="preserve"> – данные регистра</w:t>
       </w:r>
     </w:p>
-    <w:p/>
-    <w:p/>
-    <w:p>
+    <w:p ns2:paraId="0DF63D1C" ns2:textId="7895E68D"/>
+    <w:p ns2:paraId="29BA95A7" ns2:textId="760BE6D4"/>
+    <w:p ns2:paraId="4F6D41D4" ns2:textId="77777777">
       <w:r>
         <w:t xml:space="preserve">1) список CAN ID для обновления </w:t>
       </w:r>
     </w:p>
-    <w:p>
+    <w:p ns2:paraId="2D833470" ns2:textId="2A1D5304">
       <w:pPr>
         <w:ind w:left="708"/>
       </w:pPr>
@@ -488,7 +488,7 @@
         <w:t xml:space="preserve"> блока</w:t>
       </w:r>
     </w:p>
-    <w:p>
+    <w:p ns2:paraId="32C3B915" ns2:textId="19A01F7E">
       <w:r>
         <w:tab/>
       </w:r>
@@ -554,7 +554,7 @@
         <w:t xml:space="preserve"> (data0 + data1)</w:t>
       </w:r>
     </w:p>
-    <w:p>
+    <w:p ns2:paraId="3F3947A6" ns2:textId="2C37AFBC">
       <w:r>
         <w:tab/>
       </w:r>
@@ -653,7 +653,7 @@
         <w:t>номер записанного блока</w:t>
       </w:r>
     </w:p>
-    <w:p>
+    <w:p ns2:paraId="137E7ACF" ns2:textId="2EE4D57A">
       <w:r>
         <w:tab/>
       </w:r>
@@ -748,7 +748,7 @@
         <w:t>стираются сектора для ОС мастера (наша прошивка)</w:t>
       </w:r>
     </w:p>
-    <w:p>
+    <w:p ns2:paraId="2B4F13C8" ns2:textId="6B98F0FB">
       <w:r>
         <w:tab/>
       </w:r>
@@ -770,10 +770,10 @@
         <w:t xml:space="preserve"> (data0 + data1)</w:t>
       </w:r>
     </w:p>
-    <w:p/>
-    <w:p/>
-    <w:p/>
-    <w:p>
+    <w:p ns2:paraId="41A357F0" ns2:textId="13B6B41A"/>
+    <w:p ns2:paraId="2DFD0EF0" ns2:textId="1BDE85B6"/>
+    <w:p ns2:paraId="42BC492B" ns2:textId="4C4FDD59"/>
+    <w:p ns2:paraId="2EEB7A4C" ns2:textId="64C2F5A6">
       <w:r>
         <w:lastRenderedPageBreak/>
         <w:t xml:space="preserve">Обновление </w:t>
@@ -787,7 +787,7 @@
         <w:t xml:space="preserve"> - </w:t>
       </w:r>
     </w:p>
-    <w:p>
+    <w:p ns2:paraId="083C5AF4" ns2:textId="4391521B">
       <w:r>
         <w:rPr>
           <w:lang w:val="en-US"/>
@@ -886,7 +886,339 @@
         <w:t>)</w:t>
       </w:r>
     </w:p>
-    <w:p/>
+    <w:p ns2:paraId="397467A5" ns2:textId="155DD6B8"/>
+    <w:p>
+      <w:r>
+        <w:t/>
+      </w:r>
+    </w:p>
+    <w:p>
+      <w:r>
+        <w:t/>
+      </w:r>
+    </w:p>
+    <w:p>
+      <w:r>
+        <w:rPr>
+          <w:b/>
+        </w:rPr>
+        <w:t>Диагностический журнал IBP-4k (актуально для can_registers.py)</w:t>
+      </w:r>
+    </w:p>
+    <w:p>
+      <w:r>
+        <w:t>Общий принцип: прошивка пишет диагностические ошибки во внутреннюю Flash STM32F427. Формат записи не расширяется: одна запись всегда 32 байта, передается на ПК четырьмя CAN-чанками по 8 байт.</w:t>
+      </w:r>
+    </w:p>
+    <w:p>
+      <w:r>
+        <w:t>Extended CAN ID нового протокола: SRC[0..6], DST[7..13], MSG_ID[14..23], PRIORITY[27..28]. Запросы идут SRC=1 (КОУ) -&gt; DST=20 (IBP-4k), обычный priority=0. Диагностические ответы для MSG_ID 30..35 идут с priority=3.</w:t>
+      </w:r>
+    </w:p>
+    <w:p>
+      <w:r>
+        <w:rPr>
+          <w:b/>
+        </w:rPr>
+        <w:t>Диагностические MSG_ID:</w:t>
+      </w:r>
+    </w:p>
+    <w:p>
+      <w:r>
+        <w:t>- 30 CAN_BusOff_Counter: ответ 8 байт, четыре одинаковых uint16 little-endian со счетчиком Bus Off.</w:t>
+      </w:r>
+    </w:p>
+    <w:p>
+      <w:r>
+        <w:t>- 31 WDG_Reset_Counter: ответ 8 байт, четыре одинаковых uint16 little-endian со счетчиком watchdog reset.</w:t>
+      </w:r>
+    </w:p>
+    <w:p>
+      <w:r>
+        <w:t>- 32 Last_Error_Timestamp: ответ 8 байт, четыре одинаковых uint16 little-endian, часы наработки на момент последней ошибки.</w:t>
+      </w:r>
+    </w:p>
+    <w:p>
+      <w:r>
+        <w:t>- 33 Last_Error_Code: ответ 4 байта, один и тот же код последней ошибки повторен для каналов 0..3.</w:t>
+      </w:r>
+    </w:p>
+    <w:p>
+      <w:r>
+        <w:t>- 34 DIAG_LOG_INFO: ответ 8 байт: [0..1] capacity, [2] record_size, [3] chunks_per_record, [4..5] valid_count, [6..7] last_record_index. Все uint16 little-endian.</w:t>
+      </w:r>
+    </w:p>
+    <w:p>
+      <w:r>
+        <w:t>- 35 DIAG_LOG_READ: запрос [0..1] physical_record_index, [2] chunk_index. Ответ ровно 8 сырых байт выбранного чанка записи.</w:t>
+      </w:r>
+    </w:p>
+    <w:p>
+      <w:r>
+        <w:rPr>
+          <w:b/>
+        </w:rPr>
+        <w:t>Формат записи диагностического журнала, 32 байта little-endian:</w:t>
+      </w:r>
+    </w:p>
+    <w:p>
+      <w:r>
+        <w:t>- 0..3 magic = 0x474F4C44 (DLOG).</w:t>
+      </w:r>
+    </w:p>
+    <w:p>
+      <w:r>
+        <w:t>- 4..7 sequence: монотонный номер записи.</w:t>
+      </w:r>
+    </w:p>
+    <w:p>
+      <w:r>
+        <w:t>- 8..11 flags: флаги события. Для CAN это CAN error flags; для Reset/RCC это нормализованные reset flags.</w:t>
+      </w:r>
+    </w:p>
+    <w:p>
+      <w:r>
+        <w:t>- 12..15 detail: сырая детализация источника. Для CAN это HAL_CAN_ErrorCode; для Flash это HAL/Flash detail; для Reset/RCC это raw RCC-&gt;CSR до очистки reset flags.</w:t>
+      </w:r>
+    </w:p>
+    <w:p>
+      <w:r>
+        <w:t>- 16..17 size = 32.</w:t>
+      </w:r>
+    </w:p>
+    <w:p>
+      <w:r>
+        <w:t>- 18..19 timestamp_hours: часы наработки на момент записи.</w:t>
+      </w:r>
+    </w:p>
+    <w:p>
+      <w:r>
+        <w:t>- 20..21 can_busoff_counter.</w:t>
+      </w:r>
+    </w:p>
+    <w:p>
+      <w:r>
+        <w:t>- 22..23 wdg_reset_counter.</w:t>
+      </w:r>
+    </w:p>
+    <w:p>
+      <w:r>
+        <w:t>- 24 error_code.</w:t>
+      </w:r>
+    </w:p>
+    <w:p>
+      <w:r>
+        <w:t>- 25 event_type.</w:t>
+      </w:r>
+    </w:p>
+    <w:p>
+      <w:r>
+        <w:t>- 26 channel.</w:t>
+      </w:r>
+    </w:p>
+    <w:p>
+      <w:r>
+        <w:t>- 27 source.</w:t>
+      </w:r>
+    </w:p>
+    <w:p>
+      <w:r>
+        <w:t>- 28..31 crc32 по байтам 0..27, reflected CRC32 poly 0xEDB88320 с финальным xor.</w:t>
+      </w:r>
+    </w:p>
+    <w:p>
+      <w:r>
+        <w:rPr>
+          <w:b/>
+        </w:rPr>
+        <w:t>Коды error_code:</w:t>
+      </w:r>
+    </w:p>
+    <w:p>
+      <w:r>
+        <w:t>- 0x00: ошибок не зарегистрировано.</w:t>
+      </w:r>
+    </w:p>
+    <w:p>
+      <w:r>
+        <w:t>- 0x01: CAN controller Bus Off.</w:t>
+      </w:r>
+    </w:p>
+    <w:p>
+      <w:r>
+        <w:t>- 0x02: сброс по watchdog (IWDG или WWDG). На старте увеличивает WDG_Reset_Counter.</w:t>
+      </w:r>
+    </w:p>
+    <w:p>
+      <w:r>
+        <w:t>- 0x03: ошибка CRC диагностической записи во Flash.</w:t>
+      </w:r>
+    </w:p>
+    <w:p>
+      <w:r>
+        <w:t>- 0x04: ошибка записи во Flash.</w:t>
+      </w:r>
+    </w:p>
+    <w:p>
+      <w:r>
+        <w:t>- 0x05: старт после reset/перезапуска MCU, не классифицирован как watchdog. Формат журнала не расширен; причина лежит в source=0x04, flags и detail.</w:t>
+      </w:r>
+    </w:p>
+    <w:p>
+      <w:r>
+        <w:rPr>
+          <w:b/>
+        </w:rPr>
+        <w:t>event_type:</w:t>
+      </w:r>
+    </w:p>
+    <w:p>
+      <w:r>
+        <w:t>- 0x01: диагностическая ошибка.</w:t>
+      </w:r>
+    </w:p>
+    <w:p>
+      <w:r>
+        <w:rPr>
+          <w:b/>
+        </w:rPr>
+        <w:t>channel:</w:t>
+      </w:r>
+    </w:p>
+    <w:p>
+      <w:r>
+        <w:t>- 0x00..0x03: канал ПСИП / лоток АКБ 1..4.</w:t>
+      </w:r>
+    </w:p>
+    <w:p>
+      <w:r>
+        <w:t>- 0xFF: глобальная ошибка устройства.</w:t>
+      </w:r>
+    </w:p>
+    <w:p>
+      <w:r>
+        <w:rPr>
+          <w:b/>
+        </w:rPr>
+        <w:t>source:</w:t>
+      </w:r>
+    </w:p>
+    <w:p>
+      <w:r>
+        <w:t>- 0x01: CAN.</w:t>
+      </w:r>
+    </w:p>
+    <w:p>
+      <w:r>
+        <w:t>- 0x02: Watchdog legacy source для старых записей.</w:t>
+      </w:r>
+    </w:p>
+    <w:p>
+      <w:r>
+        <w:t>- 0x03: Flash.</w:t>
+      </w:r>
+    </w:p>
+    <w:p>
+      <w:r>
+        <w:t>- 0x04: Reset/RCC. Новые стартовые записи используют этот source.</w:t>
+      </w:r>
+    </w:p>
+    <w:p>
+      <w:r>
+        <w:rPr>
+          <w:b/>
+        </w:rPr>
+        <w:t>Reset/RCC логирование на старте:</w:t>
+      </w:r>
+    </w:p>
+    <w:p>
+      <w:r>
+        <w:t>Прошивка при MX_CAN1_Init сначала поднимает persistent diagnostics из Flash, затем читает RCC reset flags, пишет одну error-запись и только после этого очищает флаги через __HAL_RCC_CLEAR_RESET_FLAGS().</w:t>
+      </w:r>
+    </w:p>
+    <w:p>
+      <w:r>
+        <w:t>Если среди флагов есть IWDGRST или WWDGRST, пишется error_code=0x02 и увеличивается WDG_Reset_Counter. Если watchdog-флагов нет, но есть другой reset-флаг, пишется error_code=0x05.</w:t>
+      </w:r>
+    </w:p>
+    <w:p>
+      <w:r>
+        <w:t>Для source=0x04 поле flags расшифровывается так:</w:t>
+      </w:r>
+    </w:p>
+    <w:p>
+      <w:r>
+        <w:t>- bit0 BOR: brown-out/POR/PDR reset.</w:t>
+      </w:r>
+    </w:p>
+    <w:p>
+      <w:r>
+        <w:t>- bit1 PIN: NRST/external reset pin flag. На STM32 этот флаг может идти вместе с другими причинами, поэтому один PINRST сам по себе не всегда доказывает ручной reset.</w:t>
+      </w:r>
+    </w:p>
+    <w:p>
+      <w:r>
+        <w:t>- bit2 POR: power-on/power-down reset.</w:t>
+      </w:r>
+    </w:p>
+    <w:p>
+      <w:r>
+        <w:t>- bit3 SOFTWARE: software reset (например HAL_NVIC_SystemReset).</w:t>
+      </w:r>
+    </w:p>
+    <w:p>
+      <w:r>
+        <w:t>- bit4 IWDG: Independent Watchdog reset.</w:t>
+      </w:r>
+    </w:p>
+    <w:p>
+      <w:r>
+        <w:t>- bit5 WWDG: Window Watchdog reset.</w:t>
+      </w:r>
+    </w:p>
+    <w:p>
+      <w:r>
+        <w:t>- bit6 LOW_POWER: low-power reset.</w:t>
+      </w:r>
+    </w:p>
+    <w:p>
+      <w:r>
+        <w:t>Поле detail для source=0x04: raw RCC-&gt;CSR до очистки. Это максимум доступной информации без изменения 32-байтного формата журнала.</w:t>
+      </w:r>
+    </w:p>
+    <w:p>
+      <w:r>
+        <w:rPr>
+          <w:b/>
+        </w:rPr>
+        <w:t>Как работает can_registers.py:</w:t>
+      </w:r>
+    </w:p>
+    <w:p>
+      <w:r>
+        <w:t>- python can_registers.py dump: читает регистры MSG_ID 20..33 и печатает значения.</w:t>
+      </w:r>
+    </w:p>
+    <w:p>
+      <w:r>
+        <w:t>- python can_registers.py log --out diagnostic_log.txt: читает MSG_ID 34, затем идет назад от last_record_index и по MSG_ID 35 забирает чанки записей.</w:t>
+      </w:r>
+    </w:p>
+    <w:p>
+      <w:r>
+        <w:t>- python can_registers.py log --latest: читает только последнюю валидную запись.</w:t>
+      </w:r>
+    </w:p>
+    <w:p>
+      <w:r>
+        <w:t>- python can_registers.py log --index N: читает физический слот N, полезно для проверки сырого Flash.</w:t>
+      </w:r>
+    </w:p>
+    <w:p>
+      <w:r>
+        <w:t>- В TXT скрипт печатает сырые CAN-данные, parsed-поля, CRC check, error/source descriptions. Для source=0x04 дополнительно печатает Reset flags decoded, Reset reason summary и raw RCC-&gt;CSR source.</w:t>
+      </w:r>
+    </w:p>
     <w:sectPr>
       <w:pgSz w:w="11906" w:h="16838"/>
       <w:pgMar w:top="1134" w:right="850" w:bottom="1134" w:left="1701" w:header="708" w:footer="708" w:gutter="0"/>

--- a/CAN ID MAP.docx
+++ b/CAN ID MAP.docx
@@ -897,6 +897,118 @@
         <w:t/>
       </w:r>
     </w:p>
+    <w:p/>
+    <w:p>
+      <w:r>
+        <w:t xml:space="preserve">Уточнение по CAN_SLAVE_UPDATE_START / MSG_ID 45:</w:t>
+      </w:r>
+    </w:p>
+    <w:p>
+      <w:r>
+        <w:t xml:space="preserve">CAN_MSG_FW_SLAVE_BEGIN = 40 - начало приема slave-образа в staging flash IBP-4k</w:t>
+      </w:r>
+    </w:p>
+    <w:p>
+      <w:r>
+        <w:t xml:space="preserve">CAN_MSG_FW_SLAVE_DATA = 41 - передача DATA-пакетов slave-образа</w:t>
+      </w:r>
+    </w:p>
+    <w:p>
+      <w:r>
+        <w:t xml:space="preserve">CAN_MSG_FW_ACK = 42 - ACK от IBP-4k</w:t>
+      </w:r>
+    </w:p>
+    <w:p>
+      <w:r>
+        <w:t xml:space="preserve">CAN_MSG_FW_MASTER_BEGIN = 43 - начало приема master-образа в staging flash IBP-4k</w:t>
+      </w:r>
+    </w:p>
+    <w:p>
+      <w:r>
+        <w:t xml:space="preserve">CAN_MSG_FW_MASTER_DATA = 44 - передача DATA-пакетов master-образа</w:t>
+      </w:r>
+    </w:p>
+    <w:p>
+      <w:r>
+        <w:t xml:space="preserve">CAN_MSG_FW_SLAVE_UPDATE_START = 45 - запуск рассылки уже сохраненного slave-образа ведомым контроллерам</w:t>
+      </w:r>
+    </w:p>
+    <w:p>
+      <w:r>
+        <w:t xml:space="preserve">CAN_MSG_FW_SLAVE_UPDATE_START - это не прием образа.</w:t>
+      </w:r>
+    </w:p>
+    <w:p>
+      <w:r>
+        <w:t xml:space="preserve">Эта команда запускает прошивку slave-контроллеров образом, который уже был принят по CAN, проверен по CRC и сохранен в staging flash IBP-4k.</w:t>
+      </w:r>
+    </w:p>
+    <w:p>
+      <w:r>
+        <w:t xml:space="preserve">Формат CAN_MSG_FW_SLAVE_UPDATE_START:</w:t>
+      </w:r>
+    </w:p>
+    <w:p>
+      <w:r>
+        <w:t xml:space="preserve">DLC = 0:</w:t>
+      </w:r>
+    </w:p>
+    <w:p>
+      <w:r>
+        <w:t xml:space="preserve">обновить всех сейчас подключенных slave.</w:t>
+      </w:r>
+    </w:p>
+    <w:p>
+      <w:r>
+        <w:t xml:space="preserve">DLC &gt;= 1:</w:t>
+      </w:r>
+    </w:p>
+    <w:p>
+      <w:r>
+        <w:t xml:space="preserve">Data[0] = slave_num.</w:t>
+      </w:r>
+    </w:p>
+    <w:p>
+      <w:r>
+        <w:t xml:space="preserve">slave_num &lt; UART_CHANNEL_COUNT:</w:t>
+      </w:r>
+    </w:p>
+    <w:p>
+      <w:r>
+        <w:t xml:space="preserve">обновить только указанный slave-канал.</w:t>
+      </w:r>
+    </w:p>
+    <w:p>
+      <w:r>
+        <w:t xml:space="preserve">slave_num &gt;= UART_CHANNEL_COUNT, обычно 0xFF:</w:t>
+      </w:r>
+    </w:p>
+    <w:p>
+      <w:r>
+        <w:t xml:space="preserve">обновить всех сейчас подключенных slave.</w:t>
+      </w:r>
+    </w:p>
+    <w:p>
+      <w:r>
+        <w:t xml:space="preserve">Важно:</w:t>
+      </w:r>
+    </w:p>
+    <w:p>
+      <w:r>
+        <w:t xml:space="preserve">"Всех" означает всех slave, у которых сейчас есть валидная Modbus-связь.</w:t>
+      </w:r>
+    </w:p>
+    <w:p>
+      <w:r>
+        <w:t xml:space="preserve">Рассылка всем идет очередью по одному slave, не параллельно.</w:t>
+      </w:r>
+    </w:p>
+    <w:p>
+      <w:r>
+        <w:t xml:space="preserve">Если SLAVE_AUTO_UPDATE_ENABLE = 1, после успешного приема slave-образа IBP-4k сам ставит в очередь обновление всех подключенных slave.</w:t>
+      </w:r>
+    </w:p>
+    <w:p/>
     <w:p>
       <w:r>
         <w:rPr>
